--- a/Project-Assignment.docx
+++ b/Project-Assignment.docx
@@ -1,6 +1,6 @@
 
 <file path=word/document.xml><?xml version="1.0" encoding="utf-8"?>
-<w:document xmlns:wpc="http://schemas.microsoft.com/office/word/2010/wordprocessingCanvas" xmlns:cx="http://schemas.microsoft.com/office/drawing/2014/chartex" xmlns:cx1="http://schemas.microsoft.com/office/drawing/2015/9/8/chartex" xmlns:cx2="http://schemas.microsoft.com/office/drawing/2015/10/21/chartex" xmlns:cx3="http://schemas.microsoft.com/office/drawing/2016/5/9/chartex" xmlns:cx4="http://schemas.microsoft.com/office/drawing/2016/5/10/chartex" xmlns:cx5="http://schemas.microsoft.com/office/drawing/2016/5/11/chartex" xmlns:cx6="http://schemas.microsoft.com/office/drawing/2016/5/12/chartex" xmlns:cx7="http://schemas.microsoft.com/office/drawing/2016/5/13/chartex" xmlns:cx8="http://schemas.microsoft.com/office/drawing/2016/5/14/chartex" xmlns:mc="http://schemas.openxmlformats.org/markup-compatibility/2006" xmlns:aink="http://schemas.microsoft.com/office/drawing/2016/ink" xmlns:am3d="http://schemas.microsoft.com/office/drawing/2017/model3d" xmlns:o="urn:schemas-microsoft-com:office:office" xmlns:r="http://schemas.openxmlformats.org/officeDocument/2006/relationships" xmlns:m="http://schemas.openxmlformats.org/officeDocument/2006/math" xmlns:v="urn:schemas-microsoft-com:vml" xmlns:wp14="http://schemas.microsoft.com/office/word/2010/wordprocessingDrawing" xmlns:wp="http://schemas.openxmlformats.org/drawingml/2006/wordprocessingDrawing" xmlns:w10="urn:schemas-microsoft-com:office:word" xmlns:w="http://schemas.openxmlformats.org/wordprocessingml/2006/main" xmlns:w14="http://schemas.microsoft.com/office/word/2010/wordml" xmlns:w15="http://schemas.microsoft.com/office/word/2012/wordml" xmlns:w16cex="http://schemas.microsoft.com/office/word/2018/wordml/cex" xmlns:w16cid="http://schemas.microsoft.com/office/word/2016/wordml/cid" xmlns:w16="http://schemas.microsoft.com/office/word/2018/wordml" xmlns:w16sdtdh="http://schemas.microsoft.com/office/word/2020/wordml/sdtdatahash" xmlns:w16se="http://schemas.microsoft.com/office/word/2015/wordml/symex" xmlns:wpg="http://schemas.microsoft.com/office/word/2010/wordprocessingGroup" xmlns:wpi="http://schemas.microsoft.com/office/word/2010/wordprocessingInk" xmlns:wne="http://schemas.microsoft.com/office/word/2006/wordml" xmlns:wps="http://schemas.microsoft.com/office/word/2010/wordprocessingShape" mc:Ignorable="w14 w15 w16se w16cid w16 w16cex w16sdtdh wp14">
+<w:document xmlns:wpc="http://schemas.microsoft.com/office/word/2010/wordprocessingCanvas" xmlns:cx="http://schemas.microsoft.com/office/drawing/2014/chartex" xmlns:cx1="http://schemas.microsoft.com/office/drawing/2015/9/8/chartex" xmlns:cx2="http://schemas.microsoft.com/office/drawing/2015/10/21/chartex" xmlns:cx3="http://schemas.microsoft.com/office/drawing/2016/5/9/chartex" xmlns:cx4="http://schemas.microsoft.com/office/drawing/2016/5/10/chartex" xmlns:cx5="http://schemas.microsoft.com/office/drawing/2016/5/11/chartex" xmlns:cx6="http://schemas.microsoft.com/office/drawing/2016/5/12/chartex" xmlns:cx7="http://schemas.microsoft.com/office/drawing/2016/5/13/chartex" xmlns:cx8="http://schemas.microsoft.com/office/drawing/2016/5/14/chartex" xmlns:mc="http://schemas.openxmlformats.org/markup-compatibility/2006" xmlns:aink="http://schemas.microsoft.com/office/drawing/2016/ink" xmlns:am3d="http://schemas.microsoft.com/office/drawing/2017/model3d" xmlns:o="urn:schemas-microsoft-com:office:office" xmlns:oel="http://schemas.microsoft.com/office/2019/extlst" xmlns:r="http://schemas.openxmlformats.org/officeDocument/2006/relationships" xmlns:m="http://schemas.openxmlformats.org/officeDocument/2006/math" xmlns:v="urn:schemas-microsoft-com:vml" xmlns:wp14="http://schemas.microsoft.com/office/word/2010/wordprocessingDrawing" xmlns:wp="http://schemas.openxmlformats.org/drawingml/2006/wordprocessingDrawing" xmlns:w10="urn:schemas-microsoft-com:office:word" xmlns:w="http://schemas.openxmlformats.org/wordprocessingml/2006/main" xmlns:w14="http://schemas.microsoft.com/office/word/2010/wordml" xmlns:w15="http://schemas.microsoft.com/office/word/2012/wordml" xmlns:w16cex="http://schemas.microsoft.com/office/word/2018/wordml/cex" xmlns:w16cid="http://schemas.microsoft.com/office/word/2016/wordml/cid" xmlns:w16="http://schemas.microsoft.com/office/word/2018/wordml" xmlns:w16du="http://schemas.microsoft.com/office/word/2023/wordml/word16du" xmlns:w16sdtdh="http://schemas.microsoft.com/office/word/2020/wordml/sdtdatahash" xmlns:w16sdtfl="http://schemas.microsoft.com/office/word/2024/wordml/sdtformatlock" xmlns:w16se="http://schemas.microsoft.com/office/word/2015/wordml/symex" xmlns:wpg="http://schemas.microsoft.com/office/word/2010/wordprocessingGroup" xmlns:wpi="http://schemas.microsoft.com/office/word/2010/wordprocessingInk" xmlns:wne="http://schemas.microsoft.com/office/word/2006/wordml" xmlns:wps="http://schemas.microsoft.com/office/word/2010/wordprocessingShape" mc:Ignorable="w14 w15 w16se w16cid w16 w16cex w16sdtdh w16sdtfl w16du wp14">
   <w:body>
     <w:p>
       <w:pPr>
@@ -361,25 +361,193 @@
           <w:lang w:val="bg-BG"/>
         </w:rPr>
       </w:pPr>
+      <w:proofErr w:type="spellStart"/>
       <w:r>
         <w:rPr>
           <w:lang w:val="bg-BG"/>
         </w:rPr>
-        <w:t xml:space="preserve">In the document provide a link to your </w:t>
+        <w:t>In</w:t>
       </w:r>
+      <w:proofErr w:type="spellEnd"/>
+      <w:r>
+        <w:rPr>
+          <w:lang w:val="bg-BG"/>
+        </w:rPr>
+        <w:t xml:space="preserve"> </w:t>
+      </w:r>
+      <w:proofErr w:type="spellStart"/>
+      <w:r>
+        <w:rPr>
+          <w:lang w:val="bg-BG"/>
+        </w:rPr>
+        <w:t>the</w:t>
+      </w:r>
+      <w:proofErr w:type="spellEnd"/>
+      <w:r>
+        <w:rPr>
+          <w:lang w:val="bg-BG"/>
+        </w:rPr>
+        <w:t xml:space="preserve"> </w:t>
+      </w:r>
+      <w:proofErr w:type="spellStart"/>
+      <w:r>
+        <w:rPr>
+          <w:lang w:val="bg-BG"/>
+        </w:rPr>
+        <w:t>document</w:t>
+      </w:r>
+      <w:proofErr w:type="spellEnd"/>
+      <w:r>
+        <w:rPr>
+          <w:lang w:val="bg-BG"/>
+        </w:rPr>
+        <w:t xml:space="preserve"> </w:t>
+      </w:r>
+      <w:proofErr w:type="spellStart"/>
+      <w:r>
+        <w:rPr>
+          <w:lang w:val="bg-BG"/>
+        </w:rPr>
+        <w:t>provide</w:t>
+      </w:r>
+      <w:proofErr w:type="spellEnd"/>
+      <w:r>
+        <w:rPr>
+          <w:lang w:val="bg-BG"/>
+        </w:rPr>
+        <w:t xml:space="preserve"> a </w:t>
+      </w:r>
+      <w:proofErr w:type="spellStart"/>
+      <w:r>
+        <w:rPr>
+          <w:lang w:val="bg-BG"/>
+        </w:rPr>
+        <w:t>link</w:t>
+      </w:r>
+      <w:proofErr w:type="spellEnd"/>
+      <w:r>
+        <w:rPr>
+          <w:lang w:val="bg-BG"/>
+        </w:rPr>
+        <w:t xml:space="preserve"> </w:t>
+      </w:r>
+      <w:proofErr w:type="spellStart"/>
+      <w:r>
+        <w:rPr>
+          <w:lang w:val="bg-BG"/>
+        </w:rPr>
+        <w:t>to</w:t>
+      </w:r>
+      <w:proofErr w:type="spellEnd"/>
+      <w:r>
+        <w:rPr>
+          <w:lang w:val="bg-BG"/>
+        </w:rPr>
+        <w:t xml:space="preserve"> </w:t>
+      </w:r>
+      <w:proofErr w:type="spellStart"/>
+      <w:r>
+        <w:rPr>
+          <w:lang w:val="bg-BG"/>
+        </w:rPr>
+        <w:t>your</w:t>
+      </w:r>
+      <w:proofErr w:type="spellEnd"/>
+      <w:r>
+        <w:rPr>
+          <w:lang w:val="bg-BG"/>
+        </w:rPr>
+        <w:t xml:space="preserve"> </w:t>
+      </w:r>
+      <w:proofErr w:type="spellStart"/>
       <w:r>
         <w:rPr>
           <w:b/>
           <w:bCs/>
           <w:lang w:val="bg-BG"/>
         </w:rPr>
-        <w:t>GitHub repository</w:t>
+        <w:t>GitHub</w:t>
       </w:r>
+      <w:proofErr w:type="spellEnd"/>
+      <w:r>
+        <w:rPr>
+          <w:b/>
+          <w:bCs/>
+          <w:lang w:val="bg-BG"/>
+        </w:rPr>
+        <w:t xml:space="preserve"> </w:t>
+      </w:r>
+      <w:proofErr w:type="spellStart"/>
+      <w:r>
+        <w:rPr>
+          <w:b/>
+          <w:bCs/>
+          <w:lang w:val="bg-BG"/>
+        </w:rPr>
+        <w:t>repository</w:t>
+      </w:r>
+      <w:proofErr w:type="spellEnd"/>
       <w:r>
         <w:rPr>
           <w:lang w:val="bg-BG"/>
         </w:rPr>
-        <w:t xml:space="preserve"> containing the source code.</w:t>
+        <w:t xml:space="preserve"> </w:t>
+      </w:r>
+      <w:proofErr w:type="spellStart"/>
+      <w:r>
+        <w:rPr>
+          <w:lang w:val="bg-BG"/>
+        </w:rPr>
+        <w:t>containing</w:t>
+      </w:r>
+      <w:proofErr w:type="spellEnd"/>
+      <w:r>
+        <w:rPr>
+          <w:lang w:val="bg-BG"/>
+        </w:rPr>
+        <w:t xml:space="preserve"> </w:t>
+      </w:r>
+      <w:proofErr w:type="spellStart"/>
+      <w:r>
+        <w:rPr>
+          <w:lang w:val="bg-BG"/>
+        </w:rPr>
+        <w:t>the</w:t>
+      </w:r>
+      <w:proofErr w:type="spellEnd"/>
+      <w:r>
+        <w:rPr>
+          <w:lang w:val="bg-BG"/>
+        </w:rPr>
+        <w:t xml:space="preserve"> </w:t>
+      </w:r>
+      <w:proofErr w:type="spellStart"/>
+      <w:r>
+        <w:rPr>
+          <w:lang w:val="bg-BG"/>
+        </w:rPr>
+        <w:t>source</w:t>
+      </w:r>
+      <w:proofErr w:type="spellEnd"/>
+      <w:r>
+        <w:rPr>
+          <w:lang w:val="bg-BG"/>
+        </w:rPr>
+        <w:t xml:space="preserve"> </w:t>
+      </w:r>
+      <w:proofErr w:type="spellStart"/>
+      <w:r>
+        <w:rPr>
+          <w:lang w:val="bg-BG"/>
+        </w:rPr>
+        <w:t>code</w:t>
+      </w:r>
+      <w:proofErr w:type="spellEnd"/>
+      <w:r>
+        <w:rPr>
+          <w:lang w:val="bg-BG"/>
+        </w:rPr>
+        <w:t>.</w:t>
       </w:r>
     </w:p>
     <w:p>
@@ -398,7 +566,15 @@
     </w:p>
     <w:p>
       <w:r>
-        <w:t>Total size: typically 3-6 pages</w:t>
+        <w:t xml:space="preserve">Total size: </w:t>
+      </w:r>
+      <w:proofErr w:type="gramStart"/>
+      <w:r>
+        <w:t>typically</w:t>
+      </w:r>
+      <w:proofErr w:type="gramEnd"/>
+      <w:r>
+        <w:t xml:space="preserve"> 3-6 pages</w:t>
       </w:r>
     </w:p>
     <w:p/>
@@ -415,7 +591,7 @@
 </file>
 
 <file path=word/endnotes.xml><?xml version="1.0" encoding="utf-8"?>
-<w:endnotes xmlns:wpc="http://schemas.microsoft.com/office/word/2010/wordprocessingCanvas" xmlns:cx="http://schemas.microsoft.com/office/drawing/2014/chartex" xmlns:cx1="http://schemas.microsoft.com/office/drawing/2015/9/8/chartex" xmlns:cx2="http://schemas.microsoft.com/office/drawing/2015/10/21/chartex" xmlns:cx3="http://schemas.microsoft.com/office/drawing/2016/5/9/chartex" xmlns:cx4="http://schemas.microsoft.com/office/drawing/2016/5/10/chartex" xmlns:cx5="http://schemas.microsoft.com/office/drawing/2016/5/11/chartex" xmlns:cx6="http://schemas.microsoft.com/office/drawing/2016/5/12/chartex" xmlns:cx7="http://schemas.microsoft.com/office/drawing/2016/5/13/chartex" xmlns:cx8="http://schemas.microsoft.com/office/drawing/2016/5/14/chartex" xmlns:mc="http://schemas.openxmlformats.org/markup-compatibility/2006" xmlns:aink="http://schemas.microsoft.com/office/drawing/2016/ink" xmlns:am3d="http://schemas.microsoft.com/office/drawing/2017/model3d" xmlns:o="urn:schemas-microsoft-com:office:office" xmlns:r="http://schemas.openxmlformats.org/officeDocument/2006/relationships" xmlns:m="http://schemas.openxmlformats.org/officeDocument/2006/math" xmlns:v="urn:schemas-microsoft-com:vml" xmlns:wp14="http://schemas.microsoft.com/office/word/2010/wordprocessingDrawing" xmlns:wp="http://schemas.openxmlformats.org/drawingml/2006/wordprocessingDrawing" xmlns:w10="urn:schemas-microsoft-com:office:word" xmlns:w="http://schemas.openxmlformats.org/wordprocessingml/2006/main" xmlns:w14="http://schemas.microsoft.com/office/word/2010/wordml" xmlns:w15="http://schemas.microsoft.com/office/word/2012/wordml" xmlns:w16cex="http://schemas.microsoft.com/office/word/2018/wordml/cex" xmlns:w16cid="http://schemas.microsoft.com/office/word/2016/wordml/cid" xmlns:w16="http://schemas.microsoft.com/office/word/2018/wordml" xmlns:w16sdtdh="http://schemas.microsoft.com/office/word/2020/wordml/sdtdatahash" xmlns:w16se="http://schemas.microsoft.com/office/word/2015/wordml/symex" xmlns:wpg="http://schemas.microsoft.com/office/word/2010/wordprocessingGroup" xmlns:wpi="http://schemas.microsoft.com/office/word/2010/wordprocessingInk" xmlns:wne="http://schemas.microsoft.com/office/word/2006/wordml" xmlns:wps="http://schemas.microsoft.com/office/word/2010/wordprocessingShape" mc:Ignorable="w14 w15 w16se w16cid w16 w16cex w16sdtdh wp14">
+<w:endnotes xmlns:wpc="http://schemas.microsoft.com/office/word/2010/wordprocessingCanvas" xmlns:cx="http://schemas.microsoft.com/office/drawing/2014/chartex" xmlns:cx1="http://schemas.microsoft.com/office/drawing/2015/9/8/chartex" xmlns:cx2="http://schemas.microsoft.com/office/drawing/2015/10/21/chartex" xmlns:cx3="http://schemas.microsoft.com/office/drawing/2016/5/9/chartex" xmlns:cx4="http://schemas.microsoft.com/office/drawing/2016/5/10/chartex" xmlns:cx5="http://schemas.microsoft.com/office/drawing/2016/5/11/chartex" xmlns:cx6="http://schemas.microsoft.com/office/drawing/2016/5/12/chartex" xmlns:cx7="http://schemas.microsoft.com/office/drawing/2016/5/13/chartex" xmlns:cx8="http://schemas.microsoft.com/office/drawing/2016/5/14/chartex" xmlns:mc="http://schemas.openxmlformats.org/markup-compatibility/2006" xmlns:aink="http://schemas.microsoft.com/office/drawing/2016/ink" xmlns:am3d="http://schemas.microsoft.com/office/drawing/2017/model3d" xmlns:o="urn:schemas-microsoft-com:office:office" xmlns:oel="http://schemas.microsoft.com/office/2019/extlst" xmlns:r="http://schemas.openxmlformats.org/officeDocument/2006/relationships" xmlns:m="http://schemas.openxmlformats.org/officeDocument/2006/math" xmlns:v="urn:schemas-microsoft-com:vml" xmlns:wp14="http://schemas.microsoft.com/office/word/2010/wordprocessingDrawing" xmlns:wp="http://schemas.openxmlformats.org/drawingml/2006/wordprocessingDrawing" xmlns:w10="urn:schemas-microsoft-com:office:word" xmlns:w="http://schemas.openxmlformats.org/wordprocessingml/2006/main" xmlns:w14="http://schemas.microsoft.com/office/word/2010/wordml" xmlns:w15="http://schemas.microsoft.com/office/word/2012/wordml" xmlns:w16cex="http://schemas.microsoft.com/office/word/2018/wordml/cex" xmlns:w16cid="http://schemas.microsoft.com/office/word/2016/wordml/cid" xmlns:w16="http://schemas.microsoft.com/office/word/2018/wordml" xmlns:w16du="http://schemas.microsoft.com/office/word/2023/wordml/word16du" xmlns:w16sdtdh="http://schemas.microsoft.com/office/word/2020/wordml/sdtdatahash" xmlns:w16sdtfl="http://schemas.microsoft.com/office/word/2024/wordml/sdtformatlock" xmlns:w16se="http://schemas.microsoft.com/office/word/2015/wordml/symex" xmlns:wpg="http://schemas.microsoft.com/office/word/2010/wordprocessingGroup" xmlns:wpi="http://schemas.microsoft.com/office/word/2010/wordprocessingInk" xmlns:wne="http://schemas.microsoft.com/office/word/2006/wordml" xmlns:wps="http://schemas.microsoft.com/office/word/2010/wordprocessingShape" mc:Ignorable="w14 w15 w16se w16cid w16 w16cex w16sdtdh w16sdtfl w16du wp14">
   <w:endnote w:type="separator" w:id="-1">
     <w:p>
       <w:pPr>
@@ -440,7 +616,7 @@
 </file>
 
 <file path=word/footer1.xml><?xml version="1.0" encoding="utf-8"?>
-<w:ftr xmlns:wpc="http://schemas.microsoft.com/office/word/2010/wordprocessingCanvas" xmlns:cx="http://schemas.microsoft.com/office/drawing/2014/chartex" xmlns:cx1="http://schemas.microsoft.com/office/drawing/2015/9/8/chartex" xmlns:cx2="http://schemas.microsoft.com/office/drawing/2015/10/21/chartex" xmlns:cx3="http://schemas.microsoft.com/office/drawing/2016/5/9/chartex" xmlns:cx4="http://schemas.microsoft.com/office/drawing/2016/5/10/chartex" xmlns:cx5="http://schemas.microsoft.com/office/drawing/2016/5/11/chartex" xmlns:cx6="http://schemas.microsoft.com/office/drawing/2016/5/12/chartex" xmlns:cx7="http://schemas.microsoft.com/office/drawing/2016/5/13/chartex" xmlns:cx8="http://schemas.microsoft.com/office/drawing/2016/5/14/chartex" xmlns:mc="http://schemas.openxmlformats.org/markup-compatibility/2006" xmlns:aink="http://schemas.microsoft.com/office/drawing/2016/ink" xmlns:am3d="http://schemas.microsoft.com/office/drawing/2017/model3d" xmlns:o="urn:schemas-microsoft-com:office:office" xmlns:r="http://schemas.openxmlformats.org/officeDocument/2006/relationships" xmlns:m="http://schemas.openxmlformats.org/officeDocument/2006/math" xmlns:v="urn:schemas-microsoft-com:vml" xmlns:wp14="http://schemas.microsoft.com/office/word/2010/wordprocessingDrawing" xmlns:wp="http://schemas.openxmlformats.org/drawingml/2006/wordprocessingDrawing" xmlns:w10="urn:schemas-microsoft-com:office:word" xmlns:w="http://schemas.openxmlformats.org/wordprocessingml/2006/main" xmlns:w14="http://schemas.microsoft.com/office/word/2010/wordml" xmlns:w15="http://schemas.microsoft.com/office/word/2012/wordml" xmlns:w16cex="http://schemas.microsoft.com/office/word/2018/wordml/cex" xmlns:w16cid="http://schemas.microsoft.com/office/word/2016/wordml/cid" xmlns:w16="http://schemas.microsoft.com/office/word/2018/wordml" xmlns:w16sdtdh="http://schemas.microsoft.com/office/word/2020/wordml/sdtdatahash" xmlns:w16se="http://schemas.microsoft.com/office/word/2015/wordml/symex" xmlns:wpg="http://schemas.microsoft.com/office/word/2010/wordprocessingGroup" xmlns:wpi="http://schemas.microsoft.com/office/word/2010/wordprocessingInk" xmlns:wne="http://schemas.microsoft.com/office/word/2006/wordml" xmlns:wps="http://schemas.microsoft.com/office/word/2010/wordprocessingShape" mc:Ignorable="w14 w15 w16se w16cid w16 w16cex w16sdtdh wp14">
+<w:ftr xmlns:wpc="http://schemas.microsoft.com/office/word/2010/wordprocessingCanvas" xmlns:cx="http://schemas.microsoft.com/office/drawing/2014/chartex" xmlns:cx1="http://schemas.microsoft.com/office/drawing/2015/9/8/chartex" xmlns:cx2="http://schemas.microsoft.com/office/drawing/2015/10/21/chartex" xmlns:cx3="http://schemas.microsoft.com/office/drawing/2016/5/9/chartex" xmlns:cx4="http://schemas.microsoft.com/office/drawing/2016/5/10/chartex" xmlns:cx5="http://schemas.microsoft.com/office/drawing/2016/5/11/chartex" xmlns:cx6="http://schemas.microsoft.com/office/drawing/2016/5/12/chartex" xmlns:cx7="http://schemas.microsoft.com/office/drawing/2016/5/13/chartex" xmlns:cx8="http://schemas.microsoft.com/office/drawing/2016/5/14/chartex" xmlns:mc="http://schemas.openxmlformats.org/markup-compatibility/2006" xmlns:aink="http://schemas.microsoft.com/office/drawing/2016/ink" xmlns:am3d="http://schemas.microsoft.com/office/drawing/2017/model3d" xmlns:o="urn:schemas-microsoft-com:office:office" xmlns:oel="http://schemas.microsoft.com/office/2019/extlst" xmlns:r="http://schemas.openxmlformats.org/officeDocument/2006/relationships" xmlns:m="http://schemas.openxmlformats.org/officeDocument/2006/math" xmlns:v="urn:schemas-microsoft-com:vml" xmlns:wp14="http://schemas.microsoft.com/office/word/2010/wordprocessingDrawing" xmlns:wp="http://schemas.openxmlformats.org/drawingml/2006/wordprocessingDrawing" xmlns:w10="urn:schemas-microsoft-com:office:word" xmlns:w="http://schemas.openxmlformats.org/wordprocessingml/2006/main" xmlns:w14="http://schemas.microsoft.com/office/word/2010/wordml" xmlns:w15="http://schemas.microsoft.com/office/word/2012/wordml" xmlns:w16cex="http://schemas.microsoft.com/office/word/2018/wordml/cex" xmlns:w16cid="http://schemas.microsoft.com/office/word/2016/wordml/cid" xmlns:w16="http://schemas.microsoft.com/office/word/2018/wordml" xmlns:w16du="http://schemas.microsoft.com/office/word/2023/wordml/word16du" xmlns:w16sdtdh="http://schemas.microsoft.com/office/word/2020/wordml/sdtdatahash" xmlns:w16sdtfl="http://schemas.microsoft.com/office/word/2024/wordml/sdtformatlock" xmlns:w16se="http://schemas.microsoft.com/office/word/2015/wordml/symex" xmlns:wpg="http://schemas.microsoft.com/office/word/2010/wordprocessingGroup" xmlns:wpi="http://schemas.microsoft.com/office/word/2010/wordprocessingInk" xmlns:wne="http://schemas.microsoft.com/office/word/2006/wordml" xmlns:wps="http://schemas.microsoft.com/office/word/2010/wordprocessingShape" mc:Ignorable="w14 w15 w16se w16cid w16 w16cex w16sdtdh w16sdtfl w16du wp14">
   <w:p>
     <w:pPr>
       <w:pStyle w:val="Footer"/>
@@ -541,7 +717,7 @@
               <v:stroke joinstyle="miter"/>
               <v:path gradientshapeok="t" o:connecttype="rect"/>
             </v:shapetype>
-            <v:shape id="Text Box 6" o:spid="_x0000_s1026" type="#_x0000_t202" style="position:absolute;margin-left:109.85pt;margin-top:28.05pt;width:40.15pt;height:13pt;z-index:251660288;visibility:visible;mso-wrap-style:square;mso-width-percent:0;mso-height-percent:0;mso-wrap-distance-left:9pt;mso-wrap-distance-top:0;mso-wrap-distance-right:9pt;mso-wrap-distance-bottom:0;mso-position-horizontal:absolute;mso-position-horizontal-relative:text;mso-position-vertical:absolute;mso-position-vertical-relative:text;mso-width-percent:0;mso-height-percent:0;mso-width-relative:page;mso-height-relative:page;v-text-anchor:middle" o:gfxdata="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" filled="f" stroked="f" strokeweight=".5pt">
+            <v:shape id="Text Box 6" o:spid="_x0000_s1026" type="#_x0000_t202" style="position:absolute;margin-left:109.85pt;margin-top:28.05pt;width:40.15pt;height:13pt;z-index:251660288;visibility:visible;mso-wrap-style:square;mso-width-percent:0;mso-height-percent:0;mso-wrap-distance-left:9pt;mso-wrap-distance-top:0;mso-wrap-distance-right:9pt;mso-wrap-distance-bottom:0;mso-position-horizontal:absolute;mso-position-horizontal-relative:text;mso-position-vertical:absolute;mso-position-vertical-relative:text;mso-width-percent:0;mso-height-percent:0;mso-width-relative:page;mso-height-relative:page;v-text-anchor:middle" o:gfxdata="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" filled="f" stroked="f" strokeweight=".5pt">
               <v:textbox inset=".5mm,0,0,0">
                 <w:txbxContent>
                   <w:p>
@@ -629,12 +805,21 @@
                             </w:rPr>
                             <w:t xml:space="preserve">© </w:t>
                           </w:r>
+                          <w:proofErr w:type="spellStart"/>
                           <w:r>
                             <w:rPr>
                               <w:sz w:val="17"/>
                               <w:szCs w:val="17"/>
                             </w:rPr>
-                            <w:t xml:space="preserve">SoftUni – </w:t>
+                            <w:t>SoftUni</w:t>
+                          </w:r>
+                          <w:proofErr w:type="spellEnd"/>
+                          <w:r>
+                            <w:rPr>
+                              <w:sz w:val="17"/>
+                              <w:szCs w:val="17"/>
+                            </w:rPr>
+                            <w:t xml:space="preserve"> – </w:t>
                           </w:r>
                           <w:hyperlink r:id="rId1" w:history="1">
                             <w:r>
@@ -1328,7 +1513,7 @@
         </mc:Choice>
         <mc:Fallback>
           <w:pict>
-            <v:shape w14:anchorId="2074F399" id="Text Box 16" o:spid="_x0000_s1027" type="#_x0000_t202" style="position:absolute;margin-left:109pt;margin-top:7pt;width:411.4pt;height:40.45pt;z-index:251657216;visibility:visible;mso-wrap-style:square;mso-width-percent:0;mso-height-percent:0;mso-wrap-distance-left:9pt;mso-wrap-distance-top:0;mso-wrap-distance-right:9pt;mso-wrap-distance-bottom:0;mso-position-horizontal:absolute;mso-position-horizontal-relative:text;mso-position-vertical:absolute;mso-position-vertical-relative:text;mso-width-percent:0;mso-height-percent:0;mso-width-relative:page;mso-height-relative:page;v-text-anchor:top" o:gfxdata="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" filled="f" stroked="f">
+            <v:shape w14:anchorId="2074F399" id="Text Box 16" o:spid="_x0000_s1027" type="#_x0000_t202" style="position:absolute;margin-left:109pt;margin-top:7pt;width:411.4pt;height:40.45pt;z-index:251657216;visibility:visible;mso-wrap-style:square;mso-width-percent:0;mso-height-percent:0;mso-wrap-distance-left:9pt;mso-wrap-distance-top:0;mso-wrap-distance-right:9pt;mso-wrap-distance-bottom:0;mso-position-horizontal:absolute;mso-position-horizontal-relative:text;mso-position-vertical:absolute;mso-position-vertical-relative:text;mso-width-percent:0;mso-height-percent:0;mso-width-relative:page;mso-height-relative:page;v-text-anchor:top" o:gfxdata="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" filled="f" stroked="f">
               <v:textbox inset=".5mm,1.2mm,.5mm,.5mm">
                 <w:txbxContent>
                   <w:p>
@@ -1347,12 +1532,21 @@
                       </w:rPr>
                       <w:t xml:space="preserve">© </w:t>
                     </w:r>
+                    <w:proofErr w:type="spellStart"/>
                     <w:r>
                       <w:rPr>
                         <w:sz w:val="17"/>
                         <w:szCs w:val="17"/>
                       </w:rPr>
-                      <w:t xml:space="preserve">SoftUni – </w:t>
+                      <w:t>SoftUni</w:t>
+                    </w:r>
+                    <w:proofErr w:type="spellEnd"/>
+                    <w:r>
+                      <w:rPr>
+                        <w:sz w:val="17"/>
+                        <w:szCs w:val="17"/>
+                      </w:rPr>
+                      <w:t xml:space="preserve"> – </w:t>
                     </w:r>
                     <w:hyperlink r:id="rId21" w:history="1">
                       <w:r>
@@ -2172,7 +2366,7 @@
             </wp:anchor>
           </w:drawing>
         </mc:Choice>
-        <mc:Fallback xmlns:a1611="http://schemas.microsoft.com/office/drawing/2016/11/main" xmlns:a14="http://schemas.microsoft.com/office/drawing/2010/main" xmlns:pic="http://schemas.openxmlformats.org/drawingml/2006/picture" xmlns:a="http://schemas.openxmlformats.org/drawingml/2006/main">
+        <mc:Fallback xmlns:a="http://schemas.openxmlformats.org/drawingml/2006/main" xmlns:pic="http://schemas.openxmlformats.org/drawingml/2006/picture" xmlns:a14="http://schemas.microsoft.com/office/drawing/2010/main" xmlns:a1611="http://schemas.microsoft.com/office/drawing/2016/11/main">
           <w:pict>
             <v:line id="Straight Connector 19" style="position:absolute;flip:y;z-index:251622400;visibility:visible;mso-wrap-style:square;mso-width-percent:0;mso-height-percent:0;mso-wrap-distance-left:9pt;mso-wrap-distance-top:0;mso-wrap-distance-right:9pt;mso-wrap-distance-bottom:0;mso-position-horizontal:absolute;mso-position-horizontal-relative:text;mso-position-vertical:absolute;mso-position-vertical-relative:text;mso-width-percent:0;mso-height-percent:0;mso-width-relative:page;mso-height-relative:page" o:spid="_x0000_s1026" strokecolor="#974706 [1609]" strokeweight="1pt" from="-.1pt,5.2pt" to="520.7pt,5.2pt" w14:anchorId="60BE7D18" o:gfxdata="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">
               <v:stroke endcap="round"/>
@@ -2353,7 +2547,7 @@
         </mc:Choice>
         <mc:Fallback>
           <w:pict>
-            <v:shape w14:anchorId="60DB5C39" id="Text Box 4" o:spid="_x0000_s1028" type="#_x0000_t202" style="position:absolute;margin-left:444.65pt;margin-top:26.95pt;width:70.9pt;height:15.9pt;z-index:251663360;visibility:visible;mso-wrap-style:square;mso-width-percent:0;mso-height-percent:0;mso-wrap-distance-left:9pt;mso-wrap-distance-top:0;mso-wrap-distance-right:9pt;mso-wrap-distance-bottom:0;mso-position-horizontal:absolute;mso-position-horizontal-relative:text;mso-position-vertical:absolute;mso-position-vertical-relative:text;mso-width-percent:0;mso-height-percent:0;mso-width-relative:page;mso-height-relative:page;v-text-anchor:middle" o:gfxdata="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" filled="f" stroked="f" strokeweight=".5pt">
+            <v:shape w14:anchorId="60DB5C39" id="Text Box 4" o:spid="_x0000_s1028" type="#_x0000_t202" style="position:absolute;margin-left:444.65pt;margin-top:26.95pt;width:70.9pt;height:15.9pt;z-index:251663360;visibility:visible;mso-wrap-style:square;mso-width-percent:0;mso-height-percent:0;mso-wrap-distance-left:9pt;mso-wrap-distance-top:0;mso-wrap-distance-right:9pt;mso-wrap-distance-bottom:0;mso-position-horizontal:absolute;mso-position-horizontal-relative:text;mso-position-vertical:absolute;mso-position-vertical-relative:text;mso-width-percent:0;mso-height-percent:0;mso-width-relative:page;mso-height-relative:page;v-text-anchor:middle" o:gfxdata="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" filled="f" stroked="f" strokeweight=".5pt">
               <v:textbox inset="0,0,0,0">
                 <w:txbxContent>
                   <w:p>
@@ -2464,7 +2658,7 @@
 </file>
 
 <file path=word/footnotes.xml><?xml version="1.0" encoding="utf-8"?>
-<w:footnotes xmlns:wpc="http://schemas.microsoft.com/office/word/2010/wordprocessingCanvas" xmlns:cx="http://schemas.microsoft.com/office/drawing/2014/chartex" xmlns:cx1="http://schemas.microsoft.com/office/drawing/2015/9/8/chartex" xmlns:cx2="http://schemas.microsoft.com/office/drawing/2015/10/21/chartex" xmlns:cx3="http://schemas.microsoft.com/office/drawing/2016/5/9/chartex" xmlns:cx4="http://schemas.microsoft.com/office/drawing/2016/5/10/chartex" xmlns:cx5="http://schemas.microsoft.com/office/drawing/2016/5/11/chartex" xmlns:cx6="http://schemas.microsoft.com/office/drawing/2016/5/12/chartex" xmlns:cx7="http://schemas.microsoft.com/office/drawing/2016/5/13/chartex" xmlns:cx8="http://schemas.microsoft.com/office/drawing/2016/5/14/chartex" xmlns:mc="http://schemas.openxmlformats.org/markup-compatibility/2006" xmlns:aink="http://schemas.microsoft.com/office/drawing/2016/ink" xmlns:am3d="http://schemas.microsoft.com/office/drawing/2017/model3d" xmlns:o="urn:schemas-microsoft-com:office:office" xmlns:r="http://schemas.openxmlformats.org/officeDocument/2006/relationships" xmlns:m="http://schemas.openxmlformats.org/officeDocument/2006/math" xmlns:v="urn:schemas-microsoft-com:vml" xmlns:wp14="http://schemas.microsoft.com/office/word/2010/wordprocessingDrawing" xmlns:wp="http://schemas.openxmlformats.org/drawingml/2006/wordprocessingDrawing" xmlns:w10="urn:schemas-microsoft-com:office:word" xmlns:w="http://schemas.openxmlformats.org/wordprocessingml/2006/main" xmlns:w14="http://schemas.microsoft.com/office/word/2010/wordml" xmlns:w15="http://schemas.microsoft.com/office/word/2012/wordml" xmlns:w16cex="http://schemas.microsoft.com/office/word/2018/wordml/cex" xmlns:w16cid="http://schemas.microsoft.com/office/word/2016/wordml/cid" xmlns:w16="http://schemas.microsoft.com/office/word/2018/wordml" xmlns:w16sdtdh="http://schemas.microsoft.com/office/word/2020/wordml/sdtdatahash" xmlns:w16se="http://schemas.microsoft.com/office/word/2015/wordml/symex" xmlns:wpg="http://schemas.microsoft.com/office/word/2010/wordprocessingGroup" xmlns:wpi="http://schemas.microsoft.com/office/word/2010/wordprocessingInk" xmlns:wne="http://schemas.microsoft.com/office/word/2006/wordml" xmlns:wps="http://schemas.microsoft.com/office/word/2010/wordprocessingShape" mc:Ignorable="w14 w15 w16se w16cid w16 w16cex w16sdtdh wp14">
+<w:footnotes xmlns:wpc="http://schemas.microsoft.com/office/word/2010/wordprocessingCanvas" xmlns:cx="http://schemas.microsoft.com/office/drawing/2014/chartex" xmlns:cx1="http://schemas.microsoft.com/office/drawing/2015/9/8/chartex" xmlns:cx2="http://schemas.microsoft.com/office/drawing/2015/10/21/chartex" xmlns:cx3="http://schemas.microsoft.com/office/drawing/2016/5/9/chartex" xmlns:cx4="http://schemas.microsoft.com/office/drawing/2016/5/10/chartex" xmlns:cx5="http://schemas.microsoft.com/office/drawing/2016/5/11/chartex" xmlns:cx6="http://schemas.microsoft.com/office/drawing/2016/5/12/chartex" xmlns:cx7="http://schemas.microsoft.com/office/drawing/2016/5/13/chartex" xmlns:cx8="http://schemas.microsoft.com/office/drawing/2016/5/14/chartex" xmlns:mc="http://schemas.openxmlformats.org/markup-compatibility/2006" xmlns:aink="http://schemas.microsoft.com/office/drawing/2016/ink" xmlns:am3d="http://schemas.microsoft.com/office/drawing/2017/model3d" xmlns:o="urn:schemas-microsoft-com:office:office" xmlns:oel="http://schemas.microsoft.com/office/2019/extlst" xmlns:r="http://schemas.openxmlformats.org/officeDocument/2006/relationships" xmlns:m="http://schemas.openxmlformats.org/officeDocument/2006/math" xmlns:v="urn:schemas-microsoft-com:vml" xmlns:wp14="http://schemas.microsoft.com/office/word/2010/wordprocessingDrawing" xmlns:wp="http://schemas.openxmlformats.org/drawingml/2006/wordprocessingDrawing" xmlns:w10="urn:schemas-microsoft-com:office:word" xmlns:w="http://schemas.openxmlformats.org/wordprocessingml/2006/main" xmlns:w14="http://schemas.microsoft.com/office/word/2010/wordml" xmlns:w15="http://schemas.microsoft.com/office/word/2012/wordml" xmlns:w16cex="http://schemas.microsoft.com/office/word/2018/wordml/cex" xmlns:w16cid="http://schemas.microsoft.com/office/word/2016/wordml/cid" xmlns:w16="http://schemas.microsoft.com/office/word/2018/wordml" xmlns:w16du="http://schemas.microsoft.com/office/word/2023/wordml/word16du" xmlns:w16sdtdh="http://schemas.microsoft.com/office/word/2020/wordml/sdtdatahash" xmlns:w16sdtfl="http://schemas.microsoft.com/office/word/2024/wordml/sdtformatlock" xmlns:w16se="http://schemas.microsoft.com/office/word/2015/wordml/symex" xmlns:wpg="http://schemas.microsoft.com/office/word/2010/wordprocessingGroup" xmlns:wpi="http://schemas.microsoft.com/office/word/2010/wordprocessingInk" xmlns:wne="http://schemas.microsoft.com/office/word/2006/wordml" xmlns:wps="http://schemas.microsoft.com/office/word/2010/wordprocessingShape" mc:Ignorable="w14 w15 w16se w16cid w16 w16cex w16sdtdh w16sdtfl w16du wp14">
   <w:footnote w:type="separator" w:id="-1">
     <w:p>
       <w:pPr>
@@ -2489,7 +2683,7 @@
 </file>
 
 <file path=word/header1.xml><?xml version="1.0" encoding="utf-8"?>
-<w:hdr xmlns:wpc="http://schemas.microsoft.com/office/word/2010/wordprocessingCanvas" xmlns:cx="http://schemas.microsoft.com/office/drawing/2014/chartex" xmlns:cx1="http://schemas.microsoft.com/office/drawing/2015/9/8/chartex" xmlns:cx2="http://schemas.microsoft.com/office/drawing/2015/10/21/chartex" xmlns:cx3="http://schemas.microsoft.com/office/drawing/2016/5/9/chartex" xmlns:cx4="http://schemas.microsoft.com/office/drawing/2016/5/10/chartex" xmlns:cx5="http://schemas.microsoft.com/office/drawing/2016/5/11/chartex" xmlns:cx6="http://schemas.microsoft.com/office/drawing/2016/5/12/chartex" xmlns:cx7="http://schemas.microsoft.com/office/drawing/2016/5/13/chartex" xmlns:cx8="http://schemas.microsoft.com/office/drawing/2016/5/14/chartex" xmlns:mc="http://schemas.openxmlformats.org/markup-compatibility/2006" xmlns:aink="http://schemas.microsoft.com/office/drawing/2016/ink" xmlns:am3d="http://schemas.microsoft.com/office/drawing/2017/model3d" xmlns:o="urn:schemas-microsoft-com:office:office" xmlns:r="http://schemas.openxmlformats.org/officeDocument/2006/relationships" xmlns:m="http://schemas.openxmlformats.org/officeDocument/2006/math" xmlns:v="urn:schemas-microsoft-com:vml" xmlns:wp14="http://schemas.microsoft.com/office/word/2010/wordprocessingDrawing" xmlns:wp="http://schemas.openxmlformats.org/drawingml/2006/wordprocessingDrawing" xmlns:w10="urn:schemas-microsoft-com:office:word" xmlns:w="http://schemas.openxmlformats.org/wordprocessingml/2006/main" xmlns:w14="http://schemas.microsoft.com/office/word/2010/wordml" xmlns:w15="http://schemas.microsoft.com/office/word/2012/wordml" xmlns:w16cex="http://schemas.microsoft.com/office/word/2018/wordml/cex" xmlns:w16cid="http://schemas.microsoft.com/office/word/2016/wordml/cid" xmlns:w16="http://schemas.microsoft.com/office/word/2018/wordml" xmlns:w16sdtdh="http://schemas.microsoft.com/office/word/2020/wordml/sdtdatahash" xmlns:w16se="http://schemas.microsoft.com/office/word/2015/wordml/symex" xmlns:wpg="http://schemas.microsoft.com/office/word/2010/wordprocessingGroup" xmlns:wpi="http://schemas.microsoft.com/office/word/2010/wordprocessingInk" xmlns:wne="http://schemas.microsoft.com/office/word/2006/wordml" xmlns:wps="http://schemas.microsoft.com/office/word/2010/wordprocessingShape" mc:Ignorable="w14 w15 w16se w16cid w16 w16cex w16sdtdh wp14">
+<w:hdr xmlns:wpc="http://schemas.microsoft.com/office/word/2010/wordprocessingCanvas" xmlns:cx="http://schemas.microsoft.com/office/drawing/2014/chartex" xmlns:cx1="http://schemas.microsoft.com/office/drawing/2015/9/8/chartex" xmlns:cx2="http://schemas.microsoft.com/office/drawing/2015/10/21/chartex" xmlns:cx3="http://schemas.microsoft.com/office/drawing/2016/5/9/chartex" xmlns:cx4="http://schemas.microsoft.com/office/drawing/2016/5/10/chartex" xmlns:cx5="http://schemas.microsoft.com/office/drawing/2016/5/11/chartex" xmlns:cx6="http://schemas.microsoft.com/office/drawing/2016/5/12/chartex" xmlns:cx7="http://schemas.microsoft.com/office/drawing/2016/5/13/chartex" xmlns:cx8="http://schemas.microsoft.com/office/drawing/2016/5/14/chartex" xmlns:mc="http://schemas.openxmlformats.org/markup-compatibility/2006" xmlns:aink="http://schemas.microsoft.com/office/drawing/2016/ink" xmlns:am3d="http://schemas.microsoft.com/office/drawing/2017/model3d" xmlns:o="urn:schemas-microsoft-com:office:office" xmlns:oel="http://schemas.microsoft.com/office/2019/extlst" xmlns:r="http://schemas.openxmlformats.org/officeDocument/2006/relationships" xmlns:m="http://schemas.openxmlformats.org/officeDocument/2006/math" xmlns:v="urn:schemas-microsoft-com:vml" xmlns:wp14="http://schemas.microsoft.com/office/word/2010/wordprocessingDrawing" xmlns:wp="http://schemas.openxmlformats.org/drawingml/2006/wordprocessingDrawing" xmlns:w10="urn:schemas-microsoft-com:office:word" xmlns:w="http://schemas.openxmlformats.org/wordprocessingml/2006/main" xmlns:w14="http://schemas.microsoft.com/office/word/2010/wordml" xmlns:w15="http://schemas.microsoft.com/office/word/2012/wordml" xmlns:w16cex="http://schemas.microsoft.com/office/word/2018/wordml/cex" xmlns:w16cid="http://schemas.microsoft.com/office/word/2016/wordml/cid" xmlns:w16="http://schemas.microsoft.com/office/word/2018/wordml" xmlns:w16du="http://schemas.microsoft.com/office/word/2023/wordml/word16du" xmlns:w16sdtdh="http://schemas.microsoft.com/office/word/2020/wordml/sdtdatahash" xmlns:w16sdtfl="http://schemas.microsoft.com/office/word/2024/wordml/sdtformatlock" xmlns:w16se="http://schemas.microsoft.com/office/word/2015/wordml/symex" xmlns:wpg="http://schemas.microsoft.com/office/word/2010/wordprocessingGroup" xmlns:wpi="http://schemas.microsoft.com/office/word/2010/wordprocessingInk" xmlns:wne="http://schemas.microsoft.com/office/word/2006/wordml" xmlns:wps="http://schemas.microsoft.com/office/word/2010/wordprocessingShape" mc:Ignorable="w14 w15 w16se w16cid w16 w16cex w16sdtdh w16sdtfl w16du wp14">
   <w:p>
     <w:pPr>
       <w:pStyle w:val="Header"/>
@@ -2500,7 +2694,7 @@
 </file>
 
 <file path=word/numbering.xml><?xml version="1.0" encoding="utf-8"?>
-<w:numbering xmlns:wpc="http://schemas.microsoft.com/office/word/2010/wordprocessingCanvas" xmlns:cx="http://schemas.microsoft.com/office/drawing/2014/chartex" xmlns:cx1="http://schemas.microsoft.com/office/drawing/2015/9/8/chartex" xmlns:cx2="http://schemas.microsoft.com/office/drawing/2015/10/21/chartex" xmlns:cx3="http://schemas.microsoft.com/office/drawing/2016/5/9/chartex" xmlns:cx4="http://schemas.microsoft.com/office/drawing/2016/5/10/chartex" xmlns:cx5="http://schemas.microsoft.com/office/drawing/2016/5/11/chartex" xmlns:cx6="http://schemas.microsoft.com/office/drawing/2016/5/12/chartex" xmlns:cx7="http://schemas.microsoft.com/office/drawing/2016/5/13/chartex" xmlns:cx8="http://schemas.microsoft.com/office/drawing/2016/5/14/chartex" xmlns:mc="http://schemas.openxmlformats.org/markup-compatibility/2006" xmlns:aink="http://schemas.microsoft.com/office/drawing/2016/ink" xmlns:am3d="http://schemas.microsoft.com/office/drawing/2017/model3d" xmlns:o="urn:schemas-microsoft-com:office:office" xmlns:r="http://schemas.openxmlformats.org/officeDocument/2006/relationships" xmlns:m="http://schemas.openxmlformats.org/officeDocument/2006/math" xmlns:v="urn:schemas-microsoft-com:vml" xmlns:wp14="http://schemas.microsoft.com/office/word/2010/wordprocessingDrawing" xmlns:wp="http://schemas.openxmlformats.org/drawingml/2006/wordprocessingDrawing" xmlns:w10="urn:schemas-microsoft-com:office:word" xmlns:w="http://schemas.openxmlformats.org/wordprocessingml/2006/main" xmlns:w14="http://schemas.microsoft.com/office/word/2010/wordml" xmlns:w15="http://schemas.microsoft.com/office/word/2012/wordml" xmlns:w16cex="http://schemas.microsoft.com/office/word/2018/wordml/cex" xmlns:w16cid="http://schemas.microsoft.com/office/word/2016/wordml/cid" xmlns:w16="http://schemas.microsoft.com/office/word/2018/wordml" xmlns:w16sdtdh="http://schemas.microsoft.com/office/word/2020/wordml/sdtdatahash" xmlns:w16se="http://schemas.microsoft.com/office/word/2015/wordml/symex" xmlns:wpg="http://schemas.microsoft.com/office/word/2010/wordprocessingGroup" xmlns:wpi="http://schemas.microsoft.com/office/word/2010/wordprocessingInk" xmlns:wne="http://schemas.microsoft.com/office/word/2006/wordml" xmlns:wps="http://schemas.microsoft.com/office/word/2010/wordprocessingShape" mc:Ignorable="w14 w15 w16se w16cid w16 w16cex w16sdtdh wp14">
+<w:numbering xmlns:wpc="http://schemas.microsoft.com/office/word/2010/wordprocessingCanvas" xmlns:cx="http://schemas.microsoft.com/office/drawing/2014/chartex" xmlns:cx1="http://schemas.microsoft.com/office/drawing/2015/9/8/chartex" xmlns:cx2="http://schemas.microsoft.com/office/drawing/2015/10/21/chartex" xmlns:cx3="http://schemas.microsoft.com/office/drawing/2016/5/9/chartex" xmlns:cx4="http://schemas.microsoft.com/office/drawing/2016/5/10/chartex" xmlns:cx5="http://schemas.microsoft.com/office/drawing/2016/5/11/chartex" xmlns:cx6="http://schemas.microsoft.com/office/drawing/2016/5/12/chartex" xmlns:cx7="http://schemas.microsoft.com/office/drawing/2016/5/13/chartex" xmlns:cx8="http://schemas.microsoft.com/office/drawing/2016/5/14/chartex" xmlns:mc="http://schemas.openxmlformats.org/markup-compatibility/2006" xmlns:aink="http://schemas.microsoft.com/office/drawing/2016/ink" xmlns:am3d="http://schemas.microsoft.com/office/drawing/2017/model3d" xmlns:o="urn:schemas-microsoft-com:office:office" xmlns:oel="http://schemas.microsoft.com/office/2019/extlst" xmlns:r="http://schemas.openxmlformats.org/officeDocument/2006/relationships" xmlns:m="http://schemas.openxmlformats.org/officeDocument/2006/math" xmlns:v="urn:schemas-microsoft-com:vml" xmlns:wp14="http://schemas.microsoft.com/office/word/2010/wordprocessingDrawing" xmlns:wp="http://schemas.openxmlformats.org/drawingml/2006/wordprocessingDrawing" xmlns:w10="urn:schemas-microsoft-com:office:word" xmlns:w="http://schemas.openxmlformats.org/wordprocessingml/2006/main" xmlns:w14="http://schemas.microsoft.com/office/word/2010/wordml" xmlns:w15="http://schemas.microsoft.com/office/word/2012/wordml" xmlns:w16cex="http://schemas.microsoft.com/office/word/2018/wordml/cex" xmlns:w16cid="http://schemas.microsoft.com/office/word/2016/wordml/cid" xmlns:w16="http://schemas.microsoft.com/office/word/2018/wordml" xmlns:w16du="http://schemas.microsoft.com/office/word/2023/wordml/word16du" xmlns:w16sdtdh="http://schemas.microsoft.com/office/word/2020/wordml/sdtdatahash" xmlns:w16sdtfl="http://schemas.microsoft.com/office/word/2024/wordml/sdtformatlock" xmlns:w16se="http://schemas.microsoft.com/office/word/2015/wordml/symex" xmlns:wpg="http://schemas.microsoft.com/office/word/2010/wordprocessingGroup" xmlns:wpi="http://schemas.microsoft.com/office/word/2010/wordprocessingInk" xmlns:wne="http://schemas.microsoft.com/office/word/2006/wordml" xmlns:wps="http://schemas.microsoft.com/office/word/2010/wordprocessingShape" mc:Ignorable="w14 w15 w16se w16cid w16 w16cex w16sdtdh w16sdtfl w16du wp14">
   <w:abstractNum w:abstractNumId="0" w15:restartNumberingAfterBreak="0">
     <w:nsid w:val="04E60920"/>
     <w:multiLevelType w:val="hybridMultilevel"/>
@@ -6683,34 +6877,34 @@
       </w:rPr>
     </w:lvl>
   </w:abstractNum>
-  <w:num w:numId="1">
+  <w:num w:numId="1" w16cid:durableId="2138134974">
     <w:abstractNumId w:val="0"/>
   </w:num>
-  <w:num w:numId="2">
+  <w:num w:numId="2" w16cid:durableId="703678405">
     <w:abstractNumId w:val="40"/>
   </w:num>
-  <w:num w:numId="3">
+  <w:num w:numId="3" w16cid:durableId="1799835750">
     <w:abstractNumId w:val="9"/>
   </w:num>
-  <w:num w:numId="4">
+  <w:num w:numId="4" w16cid:durableId="633099364">
     <w:abstractNumId w:val="25"/>
   </w:num>
-  <w:num w:numId="5">
+  <w:num w:numId="5" w16cid:durableId="457142955">
     <w:abstractNumId w:val="26"/>
   </w:num>
-  <w:num w:numId="6">
+  <w:num w:numId="6" w16cid:durableId="1168786988">
     <w:abstractNumId w:val="31"/>
   </w:num>
-  <w:num w:numId="7">
+  <w:num w:numId="7" w16cid:durableId="938021505">
     <w:abstractNumId w:val="3"/>
   </w:num>
-  <w:num w:numId="8">
+  <w:num w:numId="8" w16cid:durableId="1948154319">
     <w:abstractNumId w:val="8"/>
   </w:num>
-  <w:num w:numId="9">
+  <w:num w:numId="9" w16cid:durableId="764107390">
     <w:abstractNumId w:val="23"/>
   </w:num>
-  <w:num w:numId="10">
+  <w:num w:numId="10" w16cid:durableId="100422362">
     <w:abstractNumId w:val="13"/>
     <w:lvlOverride w:ilvl="0">
       <w:startOverride w:val="1"/>
@@ -6740,104 +6934,104 @@
       <w:startOverride w:val="1"/>
     </w:lvlOverride>
   </w:num>
-  <w:num w:numId="11">
+  <w:num w:numId="11" w16cid:durableId="1058555152">
     <w:abstractNumId w:val="4"/>
   </w:num>
-  <w:num w:numId="12">
+  <w:num w:numId="12" w16cid:durableId="1893493919">
     <w:abstractNumId w:val="19"/>
   </w:num>
-  <w:num w:numId="13">
+  <w:num w:numId="13" w16cid:durableId="1072041975">
     <w:abstractNumId w:val="1"/>
   </w:num>
-  <w:num w:numId="14">
+  <w:num w:numId="14" w16cid:durableId="909000264">
     <w:abstractNumId w:val="30"/>
   </w:num>
-  <w:num w:numId="15">
+  <w:num w:numId="15" w16cid:durableId="1453673226">
     <w:abstractNumId w:val="10"/>
   </w:num>
-  <w:num w:numId="16">
+  <w:num w:numId="16" w16cid:durableId="125392788">
     <w:abstractNumId w:val="35"/>
   </w:num>
-  <w:num w:numId="17">
+  <w:num w:numId="17" w16cid:durableId="467556144">
     <w:abstractNumId w:val="24"/>
   </w:num>
-  <w:num w:numId="18">
+  <w:num w:numId="18" w16cid:durableId="856429668">
     <w:abstractNumId w:val="39"/>
   </w:num>
-  <w:num w:numId="19">
+  <w:num w:numId="19" w16cid:durableId="819004037">
     <w:abstractNumId w:val="32"/>
   </w:num>
-  <w:num w:numId="20">
+  <w:num w:numId="20" w16cid:durableId="688219488">
     <w:abstractNumId w:val="18"/>
   </w:num>
-  <w:num w:numId="21">
+  <w:num w:numId="21" w16cid:durableId="476264802">
     <w:abstractNumId w:val="29"/>
   </w:num>
-  <w:num w:numId="22">
+  <w:num w:numId="22" w16cid:durableId="1450204808">
     <w:abstractNumId w:val="12"/>
   </w:num>
-  <w:num w:numId="23">
+  <w:num w:numId="23" w16cid:durableId="1720587658">
     <w:abstractNumId w:val="15"/>
   </w:num>
-  <w:num w:numId="24">
+  <w:num w:numId="24" w16cid:durableId="1863713115">
     <w:abstractNumId w:val="2"/>
   </w:num>
-  <w:num w:numId="25">
+  <w:num w:numId="25" w16cid:durableId="1381057246">
     <w:abstractNumId w:val="7"/>
   </w:num>
-  <w:num w:numId="26">
+  <w:num w:numId="26" w16cid:durableId="826674116">
     <w:abstractNumId w:val="16"/>
   </w:num>
-  <w:num w:numId="27">
+  <w:num w:numId="27" w16cid:durableId="350953192">
     <w:abstractNumId w:val="34"/>
   </w:num>
-  <w:num w:numId="28">
+  <w:num w:numId="28" w16cid:durableId="710543708">
     <w:abstractNumId w:val="17"/>
   </w:num>
-  <w:num w:numId="29">
+  <w:num w:numId="29" w16cid:durableId="1929459796">
     <w:abstractNumId w:val="38"/>
   </w:num>
-  <w:num w:numId="30">
+  <w:num w:numId="30" w16cid:durableId="2047757432">
     <w:abstractNumId w:val="20"/>
   </w:num>
-  <w:num w:numId="31">
+  <w:num w:numId="31" w16cid:durableId="387146884">
     <w:abstractNumId w:val="11"/>
   </w:num>
-  <w:num w:numId="32">
+  <w:num w:numId="32" w16cid:durableId="1906185996">
     <w:abstractNumId w:val="33"/>
   </w:num>
-  <w:num w:numId="33">
+  <w:num w:numId="33" w16cid:durableId="279380580">
     <w:abstractNumId w:val="36"/>
   </w:num>
-  <w:num w:numId="34">
+  <w:num w:numId="34" w16cid:durableId="674303189">
     <w:abstractNumId w:val="22"/>
   </w:num>
-  <w:num w:numId="35">
+  <w:num w:numId="35" w16cid:durableId="385837427">
     <w:abstractNumId w:val="37"/>
   </w:num>
-  <w:num w:numId="36">
+  <w:num w:numId="36" w16cid:durableId="2137915396">
     <w:abstractNumId w:val="5"/>
   </w:num>
-  <w:num w:numId="37">
+  <w:num w:numId="37" w16cid:durableId="1590580786">
     <w:abstractNumId w:val="21"/>
   </w:num>
-  <w:num w:numId="38">
+  <w:num w:numId="38" w16cid:durableId="181286146">
     <w:abstractNumId w:val="14"/>
   </w:num>
-  <w:num w:numId="39">
+  <w:num w:numId="39" w16cid:durableId="582959869">
     <w:abstractNumId w:val="27"/>
   </w:num>
-  <w:num w:numId="40">
+  <w:num w:numId="40" w16cid:durableId="396783383">
     <w:abstractNumId w:val="28"/>
   </w:num>
-  <w:num w:numId="41">
+  <w:num w:numId="41" w16cid:durableId="2033144259">
     <w:abstractNumId w:val="6"/>
   </w:num>
 </w:numbering>
 </file>
 
 <file path=word/styles.xml><?xml version="1.0" encoding="utf-8"?>
-<w:styles xmlns:mc="http://schemas.openxmlformats.org/markup-compatibility/2006" xmlns:r="http://schemas.openxmlformats.org/officeDocument/2006/relationships" xmlns:w="http://schemas.openxmlformats.org/wordprocessingml/2006/main" xmlns:w14="http://schemas.microsoft.com/office/word/2010/wordml" xmlns:w15="http://schemas.microsoft.com/office/word/2012/wordml" xmlns:w16cex="http://schemas.microsoft.com/office/word/2018/wordml/cex" xmlns:w16cid="http://schemas.microsoft.com/office/word/2016/wordml/cid" xmlns:w16="http://schemas.microsoft.com/office/word/2018/wordml" xmlns:w16sdtdh="http://schemas.microsoft.com/office/word/2020/wordml/sdtdatahash" xmlns:w16se="http://schemas.microsoft.com/office/word/2015/wordml/symex" mc:Ignorable="w14 w15 w16se w16cid w16 w16cex w16sdtdh">
+<w:styles xmlns:mc="http://schemas.openxmlformats.org/markup-compatibility/2006" xmlns:r="http://schemas.openxmlformats.org/officeDocument/2006/relationships" xmlns:w="http://schemas.openxmlformats.org/wordprocessingml/2006/main" xmlns:w14="http://schemas.microsoft.com/office/word/2010/wordml" xmlns:w15="http://schemas.microsoft.com/office/word/2012/wordml" xmlns:w16cex="http://schemas.microsoft.com/office/word/2018/wordml/cex" xmlns:w16cid="http://schemas.microsoft.com/office/word/2016/wordml/cid" xmlns:w16="http://schemas.microsoft.com/office/word/2018/wordml" xmlns:w16du="http://schemas.microsoft.com/office/word/2023/wordml/word16du" xmlns:w16sdtdh="http://schemas.microsoft.com/office/word/2020/wordml/sdtdatahash" xmlns:w16sdtfl="http://schemas.microsoft.com/office/word/2024/wordml/sdtformatlock" xmlns:w16se="http://schemas.microsoft.com/office/word/2015/wordml/symex" mc:Ignorable="w14 w15 w16se w16cid w16 w16cex w16sdtdh w16sdtfl w16du">
   <w:docDefaults>
     <w:rPrDefault>
       <w:rPr>
@@ -8008,7 +8202,55 @@
 </a:theme>
 </file>
 
+<file path=word/webextensions/taskpanes.xml><?xml version="1.0" encoding="utf-8"?>
+<wetp:taskpanes xmlns:wetp="http://schemas.microsoft.com/office/webextensions/taskpanes/2010/11">
+  <wetp:taskpane dockstate="right" visibility="0" width="350" row="0">
+    <wetp:webextensionref xmlns:r="http://schemas.openxmlformats.org/officeDocument/2006/relationships" r:id="rId1"/>
+  </wetp:taskpane>
+  <wetp:taskpane dockstate="right" visibility="0" width="350" row="0">
+    <wetp:webextensionref xmlns:r="http://schemas.openxmlformats.org/officeDocument/2006/relationships" r:id="rId2"/>
+  </wetp:taskpane>
+</wetp:taskpanes>
+</file>
+
+<file path=word/webextensions/webextension1.xml><?xml version="1.0" encoding="utf-8"?>
+<we:webextension xmlns:we="http://schemas.microsoft.com/office/webextensions/webextension/2010/11" id="{492A0478-D5D2-B047-9312-522B2A50223F}">
+  <we:reference id="d51ccb01-85e7-42ab-885b-de05c07799f3" version="1.0.0.1" store="EXCatalog" storeType="EXCatalog"/>
+  <we:alternateReferences/>
+  <we:properties>
+    <we:property name="Office.AutoShowTaskpaneWithDocument" value="true"/>
+    <we:property name="claude.fileId" value="&quot;464c0679-147b-481a-ad7d-52b104427119&quot;"/>
+  </we:properties>
+  <we:bindings/>
+  <we:snapshot xmlns:r="http://schemas.openxmlformats.org/officeDocument/2006/relationships"/>
+</we:webextension>
+</file>
+
+<file path=word/webextensions/webextension2.xml><?xml version="1.0" encoding="utf-8"?>
+<we:webextension xmlns:we="http://schemas.microsoft.com/office/webextensions/webextension/2010/11" id="{A2DF21B9-97FD-A641-B3DC-45D96665B68E}">
+  <we:reference id="WA200010453" version="1.0.0.1" store="Omex" storeType="OMEX"/>
+  <we:alternateReferences>
+    <we:reference id="WA200010453" version="1.0.0.1" store="WA200010453" storeType="OMEX"/>
+  </we:alternateReferences>
+  <we:properties>
+    <we:property name="claude.fileId" value="&quot;113ec789-d182-45b6-a4c9-358235aaee73&quot;"/>
+  </we:properties>
+  <we:bindings/>
+  <we:snapshot xmlns:r="http://schemas.openxmlformats.org/officeDocument/2006/relationships"/>
+</we:webextension>
+</file>
+
 <file path=customXml/item1.xml><?xml version="1.0" encoding="utf-8"?>
+<p:properties xmlns:p="http://schemas.microsoft.com/office/2006/metadata/properties" xmlns:xsi="http://www.w3.org/2001/XMLSchema-instance" xmlns:pc="http://schemas.microsoft.com/office/infopath/2007/PartnerControls">
+  <documentManagement/>
+</p:properties>
+</file>
+
+<file path=customXml/item2.xml><?xml version="1.0" encoding="utf-8"?>
+<b:Sources xmlns:b="http://schemas.openxmlformats.org/officeDocument/2006/bibliography" xmlns="http://schemas.openxmlformats.org/officeDocument/2006/bibliography" SelectedStyle="\APA.XSL" StyleName="APA"/>
+</file>
+
+<file path=customXml/item3.xml><?xml version="1.0" encoding="utf-8"?>
 <ct:contentTypeSchema xmlns:ct="http://schemas.microsoft.com/office/2006/metadata/contentType" xmlns:ma="http://schemas.microsoft.com/office/2006/metadata/properties/metaAttributes" ct:_="" ma:_="" ma:contentTypeName="Document" ma:contentTypeID="0x010100B6C18B0EB80FEC43B96FC4929E3ACDFF" ma:contentTypeVersion="8" ma:contentTypeDescription="Create a new document." ma:contentTypeScope="" ma:versionID="6bb60d0f0e9e47938221aa118ad76888">
   <xsd:schema xmlns:xsd="http://www.w3.org/2001/XMLSchema" xmlns:xs="http://www.w3.org/2001/XMLSchema" xmlns:p="http://schemas.microsoft.com/office/2006/metadata/properties" xmlns:ns2="4f985cec-e092-4bcf-a1e1-b816bd0221d8" targetNamespace="http://schemas.microsoft.com/office/2006/metadata/properties" ma:root="true" ma:fieldsID="d81d7665d4e84f7ea38159bca2b592d6" ns2:_="">
     <xsd:import namespace="4f985cec-e092-4bcf-a1e1-b816bd0221d8"/>
@@ -8180,16 +8422,6 @@
 </ct:contentTypeSchema>
 </file>
 
-<file path=customXml/item2.xml><?xml version="1.0" encoding="utf-8"?>
-<b:Sources xmlns:b="http://schemas.openxmlformats.org/officeDocument/2006/bibliography" xmlns="http://schemas.openxmlformats.org/officeDocument/2006/bibliography" SelectedStyle="\APA.XSL" StyleName="APA"/>
-</file>
-
-<file path=customXml/item3.xml><?xml version="1.0" encoding="utf-8"?>
-<p:properties xmlns:p="http://schemas.microsoft.com/office/2006/metadata/properties" xmlns:xsi="http://www.w3.org/2001/XMLSchema-instance" xmlns:pc="http://schemas.microsoft.com/office/infopath/2007/PartnerControls">
-  <documentManagement/>
-</p:properties>
-</file>
-
 <file path=customXml/item4.xml><?xml version="1.0" encoding="utf-8"?>
 <?mso-contentType ?>
 <FormTemplates xmlns="http://schemas.microsoft.com/sharepoint/v3/contenttype/forms">
@@ -8200,6 +8432,23 @@
 </file>
 
 <file path=customXml/itemProps1.xml><?xml version="1.0" encoding="utf-8"?>
+<ds:datastoreItem xmlns:ds="http://schemas.openxmlformats.org/officeDocument/2006/customXml" ds:itemID="{642AD100-1791-43AC-8FB0-4D3F7DB735D5}">
+  <ds:schemaRefs>
+    <ds:schemaRef ds:uri="http://schemas.microsoft.com/office/2006/metadata/properties"/>
+    <ds:schemaRef ds:uri="http://schemas.microsoft.com/office/infopath/2007/PartnerControls"/>
+  </ds:schemaRefs>
+</ds:datastoreItem>
+</file>
+
+<file path=customXml/itemProps2.xml><?xml version="1.0" encoding="utf-8"?>
+<ds:datastoreItem xmlns:ds="http://schemas.openxmlformats.org/officeDocument/2006/customXml" ds:itemID="{CAA58564-B5AB-42D2-B37C-73443178E95B}">
+  <ds:schemaRefs>
+    <ds:schemaRef ds:uri="http://schemas.openxmlformats.org/officeDocument/2006/bibliography"/>
+  </ds:schemaRefs>
+</ds:datastoreItem>
+</file>
+
+<file path=customXml/itemProps3.xml><?xml version="1.0" encoding="utf-8"?>
 <ds:datastoreItem xmlns:ds="http://schemas.openxmlformats.org/officeDocument/2006/customXml" ds:itemID="{D6ED4560-195A-44FF-8D30-1B344521AFD6}">
   <ds:schemaRefs>
     <ds:schemaRef ds:uri="http://schemas.microsoft.com/office/2006/metadata/contentType"/>
@@ -8217,27 +8466,16 @@
 </ds:datastoreItem>
 </file>
 
-<file path=customXml/itemProps2.xml><?xml version="1.0" encoding="utf-8"?>
-<ds:datastoreItem xmlns:ds="http://schemas.openxmlformats.org/officeDocument/2006/customXml" ds:itemID="{CAA58564-B5AB-42D2-B37C-73443178E95B}">
-  <ds:schemaRefs>
-    <ds:schemaRef ds:uri="http://schemas.openxmlformats.org/officeDocument/2006/bibliography"/>
-  </ds:schemaRefs>
-</ds:datastoreItem>
-</file>
-
-<file path=customXml/itemProps3.xml><?xml version="1.0" encoding="utf-8"?>
-<ds:datastoreItem xmlns:ds="http://schemas.openxmlformats.org/officeDocument/2006/customXml" ds:itemID="{642AD100-1791-43AC-8FB0-4D3F7DB735D5}">
-  <ds:schemaRefs>
-    <ds:schemaRef ds:uri="http://schemas.microsoft.com/office/2006/metadata/properties"/>
-    <ds:schemaRef ds:uri="http://schemas.microsoft.com/office/infopath/2007/PartnerControls"/>
-  </ds:schemaRefs>
-</ds:datastoreItem>
-</file>
-
 <file path=customXml/itemProps4.xml><?xml version="1.0" encoding="utf-8"?>
 <ds:datastoreItem xmlns:ds="http://schemas.openxmlformats.org/officeDocument/2006/customXml" ds:itemID="{ABF6E877-42D5-49BF-ABBD-36D5F3F486D6}">
   <ds:schemaRefs>
     <ds:schemaRef ds:uri="http://schemas.microsoft.com/sharepoint/v3/contenttype/forms"/>
   </ds:schemaRefs>
 </ds:datastoreItem>
+</file>
+
+<file path=docMetadata/LabelInfo.xml><?xml version="1.0" encoding="utf-8"?>
+<clbl:labelList xmlns:clbl="http://schemas.microsoft.com/office/2020/mipLabelMetadata">
+  <clbl:label id="{be70a804-eae5-4209-a567-d7686862137c}" enabled="1" method="Standard" siteId="{3ac65224-61ae-43a3-b5af-f6da3cac486c}" contentBits="0" removed="0"/>
+</clbl:labelList>
 </file>